--- a/roteiros/netinho/Netinho_Parte4.docx
+++ b/roteiros/netinho/Netinho_Parte4.docx
@@ -39,7 +39,7 @@
         <w:rPr>
           <w:color w:val="000000"/>
         </w:rPr>
-        <w:t>Um câncer que ataca o sistema linfático, a rede de defesa do corpo. Não era uma sequela de dois mil e treze. Era uma doença nova. E, segundo o próprio Netinho contaria depois, um tipo raro.</w:t>
+        <w:t>Um câncer que ataca o sistema linfático, a rede de defesa do corpo. Não era uma sequela de dois mil e treze. Era uma doença nova. E, segundo a imprensa, de um tipo raro.</w:t>
       </w:r>
     </w:p>
     <w:p>
@@ -55,7 +55,7 @@
         <w:rPr>
           <w:color w:val="000000"/>
         </w:rPr>
-        <w:t>Qualquer pessoa teria se escondido. O Netinho fez o contrário.</w:t>
+        <w:t>Muita gente, no lugar dele, teria preferido enfrentar tudo em silêncio. O Netinho, depois daquelas primeiras semanas de segredo, fez o contrário.</w:t>
       </w:r>
     </w:p>
     <w:p>
@@ -71,7 +71,7 @@
         <w:rPr>
           <w:color w:val="000000"/>
         </w:rPr>
-        <w:t>Quinze de abril de dois mil e vinte e cinco. Ainda internado no Hospital Aliança Star, ele publicou uma atualização que parecia de quem estava comemorando uma vitória num jogo de futebol.</w:t>
+        <w:t>Quinze de abril de dois mil e vinte e cinco. Ainda internado no Hospital Aliança Star, ele publicou uma atualização que mostrava exatamente quem ele era.</w:t>
       </w:r>
     </w:p>
     <w:p>
@@ -143,7 +143,7 @@
         <w:rPr>
           <w:color w:val="000000"/>
         </w:rPr>
-        <w:t>Vinte e quatro de setembro de dois mil e vinte e cinco. Netinho publicou um texto que fez os fãs chorarem. Mas, dessa vez, de alegria.</w:t>
+        <w:t>Vinte e quatro de setembro de dois mil e vinte e cinco. Netinho publicou o texto que os fãs esperavam havia meses.</w:t>
       </w:r>
     </w:p>
     <w:p>
@@ -183,7 +183,7 @@
         <w:rPr>
           <w:color w:val="000000"/>
         </w:rPr>
-        <w:t>E fechou com uma frase que resume a fé que carregou até o fim. "Deus está vivo e tudo pode!"</w:t>
+        <w:t>E fechou com uma frase que resume a fé dele. "Deus está vivo e tudo pode!"</w:t>
       </w:r>
     </w:p>
     <w:p>
@@ -271,7 +271,7 @@
         <w:rPr>
           <w:color w:val="000000"/>
         </w:rPr>
-        <w:t>Rim. Guarde essa palavra. Porque ela ia aparecer de novo, cinco meses depois, na nota mais triste da vida dele.</w:t>
+        <w:t>Os rins. Guarde isso. Porque, cinco meses depois, eles iam aparecer de novo, na nota mais triste da vida dele.</w:t>
       </w:r>
     </w:p>
     <w:p>
@@ -319,7 +319,7 @@
         <w:rPr>
           <w:color w:val="000000"/>
         </w:rPr>
-        <w:t>Repara como, em treze anos, a frase quase não mudou. Está tudo certo, em dois mil e quinze. Está tudo certo, em dois mil e vinte e cinco. Vai dar tudo certo de novo, em dois mil e vinte e seis.</w:t>
+        <w:t>Repara como, em onze anos, a frase quase não mudou. Está tudo certo, em dois mil e quinze. Está tudo certo, em dois mil e vinte e cinco. Vai dar tudo certo de novo, em dois mil e vinte e seis.</w:t>
       </w:r>
     </w:p>
     <w:p>

--- a/roteiros/netinho/Netinho_Parte4.docx
+++ b/roteiros/netinho/Netinho_Parte4.docx
@@ -160,6 +160,14 @@
           <w:color w:val="000000"/>
         </w:rPr>
         <w:t>Livre do câncer.</w:t>
+      </w:r>
+    </w:p>
+    <w:p>
+      <w:r>
+        <w:rPr>
+          <w:color w:val="000000"/>
+        </w:rPr>
+        <w:t>Seis de junho de dois mil e vinte e cinco. Guarde essa data. Porque, menos de um ano depois, um exame feito por outro motivo ia mudar tudo de novo.</w:t>
       </w:r>
     </w:p>
     <w:p>

--- a/roteiros/netinho/Netinho_Parte4.docx
+++ b/roteiros/netinho/Netinho_Parte4.docx
@@ -13,9 +13,9 @@
     <w:p>
       <w:r>
         <w:rPr>
-          <w:color w:val="000000"/>
+          <w:color w:val="C00000"/>
         </w:rPr>
-        <w:t>Março de dois mil e vinte e cinco. O comunicado publicado no site oficial do Netinho tinha poucas linhas. E, no meio delas, uma palavra.</w:t>
+        <w:t>Um ano antes desse exame, o Netinho ainda tinha uma guerra inteira pela frente. E ela começou com uma regra que ele mesmo inventou.</w:t>
       </w:r>
     </w:p>
     <w:p>
@@ -23,7 +23,7 @@
         <w:rPr>
           <w:color w:val="000000"/>
         </w:rPr>
-        <w:t>"Netinho foi diagnosticado com um câncer do sistema linfático, denominado linfoma."</w:t>
+        <w:t>A partir do fim de março de dois mil e vinte e cinco, ele começou a mostrar o tratamento nas redes sociais. O hospital e as mudanças no corpo. A regra era simples. Notícia sobre ele, só pela boca dele.</w:t>
       </w:r>
     </w:p>
     <w:p>
@@ -31,7 +31,7 @@
         <w:rPr>
           <w:color w:val="000000"/>
         </w:rPr>
-        <w:t>Linfoma.</w:t>
+        <w:t>No fim de março, já em casa entre uma fase e outra do tratamento, ele saiu para caminhar ao ar livre e escreveu "vamos que vamos". Dias depois, disse que seguia sem "pressa, nem agonia, nem tristeza". E tranquilizou os fãs. "Não se preocupem, está tudo indo muito bem." Às mensagens de fé que recebia, respondia desejando que cada fã recebesse de volta "mil vezes mais".</w:t>
       </w:r>
     </w:p>
     <w:p>
@@ -39,7 +39,7 @@
         <w:rPr>
           <w:color w:val="000000"/>
         </w:rPr>
-        <w:t>Um câncer que ataca o sistema linfático, a rede de defesa do corpo. Não era uma sequela de dois mil e treze. Era uma doença nova. E, segundo a imprensa, de um tipo raro.</w:t>
+        <w:t>Quarta-feira, dois de abril. Internado de novo no Aliança Star, ele anunciou o começo da segunda fase da quimioterapia. E deixou um aviso duro. "Se algum médico, jornalista, blogueiro tiver dando notícias sobre mim está mentindo." Visita no quarto estava proibida.</w:t>
       </w:r>
     </w:p>
     <w:p>
@@ -47,7 +47,7 @@
         <w:rPr>
           <w:color w:val="000000"/>
         </w:rPr>
-        <w:t>Imagina você receber essa notícia doze anos depois de ter sobrevivido a três AVCs. Depois de reaprender a falar. Depois de voltar ao palco chorando com os fãs. E descobrir que a luta ia começar de novo.</w:t>
+        <w:t>Quinze de abril. Aos cinquenta e oito anos, ainda internado, ele publicou uma atualização que mostrava exatamente quem ele era. "Ganhei um quilo de ontem pra hoje."</w:t>
       </w:r>
     </w:p>
     <w:p>
@@ -55,7 +55,7 @@
         <w:rPr>
           <w:color w:val="000000"/>
         </w:rPr>
-        <w:t>Muita gente, no lugar dele, teria preferido enfrentar tudo em silêncio. O Netinho, depois daquelas primeiras semanas de segredo, fez o contrário.</w:t>
+        <w:t>Um quilo. Doze anos antes, aquele mesmo homem tinha perdido mais de trinta quilos numa cama de hospital. Agora comemorava cada grama que voltava.</w:t>
       </w:r>
     </w:p>
     <w:p>
@@ -63,7 +63,7 @@
         <w:rPr>
           <w:color w:val="000000"/>
         </w:rPr>
-        <w:t>A partir do fim de março, ele passou a mostrar o tratamento para os fãs nas redes sociais. O hospital, a quimioterapia, as mudanças no corpo. Tudo.</w:t>
+        <w:t>O cabelo e a barba tinham caído por causa da quimioterapia. Ele brincou com isso também. "Só quando acaba que volta a crescer tudo de novo."</w:t>
       </w:r>
     </w:p>
     <w:p>
@@ -71,7 +71,15 @@
         <w:rPr>
           <w:color w:val="000000"/>
         </w:rPr>
-        <w:t>Quinze de abril de dois mil e vinte e cinco. Ainda internado no Hospital Aliança Star, ele publicou uma atualização que mostrava exatamente quem ele era.</w:t>
+        <w:t>Ele explicou aos fãs que o plano dos médicos incluía, depois da quimioterapia, um transplante de medula óssea. E resumiu do jeito dele. "Sem doador, um transplante de mim para mim mesmo."</w:t>
+      </w:r>
+    </w:p>
+    <w:p>
+      <w:r>
+        <w:rPr>
+          <w:color w:val="C00000"/>
+        </w:rPr>
+        <w:t>Guarde essa frase. De mim para mim mesmo. Um ano e quatro meses depois, ela ia voltar, quase com as mesmas palavras, num momento muito mais delicado.</w:t>
       </w:r>
     </w:p>
     <w:p>
@@ -79,7 +87,7 @@
         <w:rPr>
           <w:color w:val="000000"/>
         </w:rPr>
-        <w:t>"Ganhei um quilo de ontem pra hoje."</w:t>
+        <w:t>Sexta-feira, nove de maio de dois mil e vinte e cinco. Terceira fase da quimioterapia concluída. Ele gravou um vídeo animado. "Estou de alta! Olha que beleza! Estou indo para casa."</w:t>
       </w:r>
     </w:p>
     <w:p>
@@ -87,7 +95,7 @@
         <w:rPr>
           <w:color w:val="000000"/>
         </w:rPr>
-        <w:t>Um quilo. O homem que, em dois mil e treze, tinha perdido mais de trinta quilos numa cama de hospital, agora comemorava cada grama que voltava.</w:t>
+        <w:t>Antes de sair, contou que tinha cultivado uma planta dentro do quarto. Uma planta para deixar boas energias, segundo ele, "para todos os doentes e pacientes que estão aqui no hospital".</w:t>
       </w:r>
     </w:p>
     <w:p>
@@ -95,7 +103,7 @@
         <w:rPr>
           <w:color w:val="000000"/>
         </w:rPr>
-        <w:t>O cabelo e a barba tinham caído por causa da quimioterapia. E ele brincou com isso também. "Só quando acaba que volta a crescer tudo de novo."</w:t>
+        <w:t>Um homem com câncer, careca por causa da quimioterapia, deixando uma planta para os outros doentes do hospital.</w:t>
       </w:r>
     </w:p>
     <w:p>
@@ -103,7 +111,7 @@
         <w:rPr>
           <w:color w:val="000000"/>
         </w:rPr>
-        <w:t>E anunciou. "Amanhã sairei de alta pela segunda vez."</w:t>
+        <w:t>Dias depois, voltou a pedalar. "Depois de meses sem pedalar, estou de volta!" Fez questão de avisar. "Nada faço sem autorização médica." Contou que tinha raspado a cabeça antes de o cabelo cair, que tinha perdido três quilos e recuperado quatro. No começo de maio, tinha iniciado um tratamento para estimular a medula, preparando o transplante. E mandou um recado para quem estava começando a quimioterapia com medo. "Venham com a mente calma, tranquila, positiva."</w:t>
       </w:r>
     </w:p>
     <w:p>
@@ -111,7 +119,7 @@
         <w:rPr>
           <w:color w:val="000000"/>
         </w:rPr>
-        <w:t>Ele explicou aos fãs que o plano dos médicos incluía, depois da quimioterapia, um transplante de medula óssea. Um transplante sem doador. E resumiu do jeito dele. "Um transplante de mim para mim mesmo."</w:t>
+        <w:t>Foram cinco meses indo e voltando entre a casa e o hospital. No meio desse caminho, a voz começou a falhar.</w:t>
       </w:r>
     </w:p>
     <w:p>
@@ -119,7 +127,7 @@
         <w:rPr>
           <w:color w:val="000000"/>
         </w:rPr>
-        <w:t>Guarde essa frase. De mim para mim mesmo. Porque, um ano e quatro meses depois, ela ia voltar, quase com as mesmas palavras.</w:t>
+        <w:t>Ele contou depois o motivo. "O ar condicionado da semi UTI era muito gelado." Ficou rouco, com tosse seca e dor de garganta. Parou os exercícios de voz que fazia todo dia.</w:t>
       </w:r>
     </w:p>
     <w:p>
@@ -127,7 +135,15 @@
         <w:rPr>
           <w:color w:val="000000"/>
         </w:rPr>
-        <w:t>Foram meses de tratamento. Cinco meses de quimioterapia. Internações, altas, novas internações.</w:t>
+        <w:t>Em junho, um exame de PET/CT não encontrou mais sinais da doença. Mesmo assim, os médicos recomendaram terminar as sessões. Ele contou aos fãs que estava curado.</w:t>
+      </w:r>
+    </w:p>
+    <w:p>
+      <w:r>
+        <w:rPr>
+          <w:color w:val="C00000"/>
+        </w:rPr>
+        <w:t>Segundo o site Bahia Notícias, uma remissão completa só pode ser confirmada depois de cinco anos. O Netinho não teve cinco anos. Teve menos de um.</w:t>
       </w:r>
     </w:p>
     <w:p>
@@ -135,7 +151,7 @@
         <w:rPr>
           <w:color w:val="000000"/>
         </w:rPr>
-        <w:t>Até que chegou o dia que todo paciente de câncer sonha em viver.</w:t>
+        <w:t>No primeiro dia de julho, ele recomeçou os exercícios. "Há quase três meses sem fazer exercícios para a voz, recomecei de leve, passo a passo, no tempo de Deus."</w:t>
       </w:r>
     </w:p>
     <w:p>
@@ -143,7 +159,55 @@
         <w:rPr>
           <w:color w:val="000000"/>
         </w:rPr>
-        <w:t>Vinte e quatro de setembro de dois mil e vinte e cinco. Netinho publicou o texto que os fãs esperavam havia meses.</w:t>
+        <w:t>Sete de julho de dois mil e vinte e cinco. O Netinho publicou um vídeo curto. Estava cantando de novo.</w:t>
+      </w:r>
+    </w:p>
+    <w:p>
+      <w:r>
+        <w:rPr>
+          <w:color w:val="000000"/>
+        </w:rPr>
+        <w:t>Lembra da música que eu pedi para você guardar, lá do primeiro disco solo, de mil novecentos e noventa e três? Beija-Me. Foi ela que ele escolheu.</w:t>
+      </w:r>
+    </w:p>
+    <w:p>
+      <w:r>
+        <w:rPr>
+          <w:color w:val="000000"/>
+        </w:rPr>
+        <w:t>Trinta e dois anos depois de gravar aquela faixa, ele voltou a ela para testar se ainda tinha voz. Contou que fazia fonoterapia três vezes por dia. "Minha voz está aos poucos voltando ao normal." E escreveu em letras maiúsculas. "Deus tudo pode."</w:t>
+      </w:r>
+    </w:p>
+    <w:p>
+      <w:r>
+        <w:rPr>
+          <w:color w:val="000000"/>
+        </w:rPr>
+        <w:t>Naquele mesmo mês, ele falou de um plano. O show de volta aos palcos. E a cidade que ele tinha na cabeça era Aracaju.</w:t>
+      </w:r>
+    </w:p>
+    <w:p>
+      <w:r>
+        <w:rPr>
+          <w:color w:val="C00000"/>
+        </w:rPr>
+        <w:t>Aracaju de novo. Foi lá, em mil novecentos e noventa e seis, que ele gravou Milla ao vivo. Quase trinta anos depois, já tinha sobrevivido a três AVCs e a um câncer, e era para lá que ele queria voltar.</w:t>
+      </w:r>
+    </w:p>
+    <w:p>
+      <w:r>
+        <w:rPr>
+          <w:color w:val="000000"/>
+        </w:rPr>
+        <w:t>Voltou a ensaiar com a banda, depois de cinco meses sem cantar. Em agosto, anunciou que a agenda de shows estava aberta a partir de outubro. "Fiz e estou fazendo a minha parte, Deus está permitindo e chegou a hora de voltar aos meus shows." E pediu ajuda aos fãs para espalhar a notícia.</w:t>
+      </w:r>
+    </w:p>
+    <w:p>
+      <w:r>
+        <w:rPr>
+          <w:color w:val="000000"/>
+        </w:rPr>
+        <w:t>Vinte e quatro de setembro de dois mil e vinte e cinco. Ele publicou o texto completo sobre a cura.</w:t>
       </w:r>
     </w:p>
     <w:p>
@@ -165,9 +229,9 @@
     <w:p>
       <w:r>
         <w:rPr>
-          <w:color w:val="000000"/>
+          <w:color w:val="C00000"/>
         </w:rPr>
-        <w:t>Seis de junho de dois mil e vinte e cinco. Guarde essa data. Porque, menos de um ano depois, um exame feito por outro motivo ia mudar tudo de novo.</w:t>
+        <w:t>Seis de junho de dois mil e vinte e cinco. Guarde essa data. Menos de um ano depois, um exame feito por outro motivo ia mudar tudo de novo.</w:t>
       </w:r>
     </w:p>
     <w:p>
@@ -175,7 +239,7 @@
         <w:rPr>
           <w:color w:val="000000"/>
         </w:rPr>
-        <w:t>E ele fez questão de escrever uma parte em letras maiúsculas, como quem grita de felicidade. "Eu não precisei fazer transplante de medula, porque minha medula reagiu incrivelmente bem durante a químio."</w:t>
+        <w:t>Ele escreveu uma parte em letras maiúsculas, como quem grita de alegria. "Eu não precisei fazer transplante de medula porque minha medula reagiu incrivelmente bem durante a químio."</w:t>
       </w:r>
     </w:p>
     <w:p>
@@ -183,7 +247,7 @@
         <w:rPr>
           <w:color w:val="000000"/>
         </w:rPr>
-        <w:t>Ele também foi sincero sobre o que ainda faltava. "Como as cordas vocais são músculos, ainda não tenho a potência de voz que tinha antes do tratamento." Disse que estava recuperando a massa muscular. E trabalhando a voz para voltar logo aos palcos.</w:t>
+        <w:t>Foi sincero sobre o que ainda faltava. "Como as cordas vocais são músculos, ainda não tenho a potência de voz que tinha antes do tratamento." E fechou com a fé que nunca largou. "Deus está vivo e tudo pode!"</w:t>
       </w:r>
     </w:p>
     <w:p>
@@ -191,7 +255,7 @@
         <w:rPr>
           <w:color w:val="000000"/>
         </w:rPr>
-        <w:t>E fechou com uma frase que resume a fé dele. "Deus está vivo e tudo pode!"</w:t>
+        <w:t>Dois de outubro. Veio o anúncio do primeiro show depois do câncer, marcado para o dia vinte e cinco de outubro, num festival em Coronel Fabriciano, em Minas Gerais.</w:t>
       </w:r>
     </w:p>
     <w:p>
@@ -199,7 +263,7 @@
         <w:rPr>
           <w:color w:val="000000"/>
         </w:rPr>
-        <w:t>Dias depois, veio o anúncio que os fãs esperavam. A agenda de shows estava aberta de novo. O primeiro show depois do câncer estava marcado para o dia vinte e cinco de outubro, num festival em Coronel Fabriciano, em Minas Gerais.</w:t>
+        <w:t>"Estou levando meu show novo, com muita música positiva e alegria verdadeira." E avisou que era para todo mundo. "Meu show é para todas as idades." Lembrou também de onde vinha a força. "Eu sempre cantei para Deus, sempre cantei para Jesus Cristo."</w:t>
       </w:r>
     </w:p>
     <w:p>
@@ -207,7 +271,15 @@
         <w:rPr>
           <w:color w:val="000000"/>
         </w:rPr>
-        <w:t>"Estou levando meu show novo, com muita música positiva e alegria verdadeira."</w:t>
+        <w:t>Pela segunda vez na vida, o rei do axé tinha voltado de um lugar de onde muita gente não volta. Pela segunda vez, o Brasil achou que essa história tinha um final feliz.</w:t>
+      </w:r>
+    </w:p>
+    <w:p>
+      <w:r>
+        <w:rPr>
+          <w:color w:val="C00000"/>
+        </w:rPr>
+        <w:t>O que veio depois foi pior.</w:t>
       </w:r>
     </w:p>
     <w:p>
@@ -215,7 +287,7 @@
         <w:rPr>
           <w:color w:val="000000"/>
         </w:rPr>
-        <w:t>Pela segunda vez na vida, o rei do axé tinha voltado de um lugar de onde muita gente não volta.</w:t>
+        <w:t>Maio de dois mil e vinte e seis. Quase um ano depois de ficar livre do câncer, o Netinho voltou ao Hospital Aliança Star. O motivo parecia pequeno perto de tudo o que ele já tinha passado. Os rins.</w:t>
       </w:r>
     </w:p>
     <w:p>
@@ -223,7 +295,7 @@
         <w:rPr>
           <w:color w:val="000000"/>
         </w:rPr>
-        <w:t>Pela segunda vez, o Brasil achou que a história tinha um final feliz.</w:t>
+        <w:t>Ele mesmo contou, com a simplicidade de sempre. "Tive um acúmulo de xixi nos rins, foi detectado no exame uma obstrução no rim esquerdo."</w:t>
       </w:r>
     </w:p>
     <w:p>
@@ -231,7 +303,31 @@
         <w:rPr>
           <w:color w:val="000000"/>
         </w:rPr>
-        <w:t>E é aqui que a história fica arrepiante.</w:t>
+        <w:t>Os médicos desobstruíram o rim. Durante aquela investigação, a equipe fez uma bateria de exames.</w:t>
+      </w:r>
+    </w:p>
+    <w:p>
+      <w:r>
+        <w:rPr>
+          <w:color w:val="C00000"/>
+        </w:rPr>
+        <w:t>É esse o exame que você ouviu lá no começo deste vídeo. O exame feito por outro motivo.</w:t>
+      </w:r>
+    </w:p>
+    <w:p>
+      <w:r>
+        <w:rPr>
+          <w:color w:val="1F4EB4"/>
+        </w:rPr>
+        <w:t>Foi aí que apareceu o resultado. O linfoma tinha voltado. Segundo o site Bahia Notícias, a doença tinha sido encontrada nos rins e na bacia. O câncer que ele tinha vencido um ano antes estava de volta, escondido justamente no órgão que levou ele ao hospital.</w:t>
+      </w:r>
+    </w:p>
+    <w:p>
+      <w:r>
+        <w:rPr>
+          <w:color w:val="1F4EB4"/>
+        </w:rPr>
+        <w:t>Os rins. Repara bem nessa palavra. Ela já apareceu nesta história antes, lá em dois mil e treze. E ainda vai aparecer uma última vez.</w:t>
       </w:r>
     </w:p>
     <w:p>
@@ -239,7 +335,7 @@
         <w:rPr>
           <w:color w:val="000000"/>
         </w:rPr>
-        <w:t>Porque, lá no começo desse vídeo, eu falei de um exame feito por outro motivo. Um exame que revelou uma coisa que ninguém esperava encontrar dentro do corpo dele.</w:t>
+        <w:t>Sábado, nove de maio de dois mil e vinte e seis. Menos de um ano depois do exame que não tinha encontrado mais a doença, o Netinho contou aos fãs que o câncer tinha voltado.</w:t>
       </w:r>
     </w:p>
     <w:p>
@@ -247,7 +343,7 @@
         <w:rPr>
           <w:color w:val="000000"/>
         </w:rPr>
-        <w:t>Maio de dois mil e vinte e seis. Quase um ano depois de ficar livre do câncer, o Netinho voltou ao hospital. Não por causa do linfoma. Por causa dos rins.</w:t>
+        <w:t>Segunda-feira, onze de maio. Ele gravou um vídeo dentro do hospital. Começou falando com os fãs como se nada tivesse mudado. "Vocês estão bem? Bom dia, cabeça erguida, positividade. Vamos que vamos!" Contou que ia fazer duas biópsias, "uma no rim e uma na bacia, na medula, para detectar o alvo". E contou uma coisa que ninguém esperava ouvir de um homem que tinha acabado de descobrir a volta do câncer. "Ontem eu tive meu melhor dia aqui no hospital."</w:t>
       </w:r>
     </w:p>
     <w:p>
@@ -255,7 +351,7 @@
         <w:rPr>
           <w:color w:val="000000"/>
         </w:rPr>
-        <w:t>Ele mesmo contou o que aconteceu, com a simplicidade de sempre. "Tive um acúmulo de xixi nos rins, foi detectado no exame uma obstrução no rim esquerdo."</w:t>
+        <w:t>Segundo o jornal Folha de Pernambuco, ele queria mostrar a rotina do hospital para desmistificar o câncer.</w:t>
       </w:r>
     </w:p>
     <w:p>
@@ -263,7 +359,7 @@
         <w:rPr>
           <w:color w:val="000000"/>
         </w:rPr>
-        <w:t>Os médicos resolveram a obstrução. Mas, durante aquela investigação, os exames mostraram outra coisa.</w:t>
+        <w:t>No meio de tudo isso, não conseguiu segurar. Chorou na frente da câmera.</w:t>
       </w:r>
     </w:p>
     <w:p>
@@ -271,7 +367,7 @@
         <w:rPr>
           <w:color w:val="000000"/>
         </w:rPr>
-        <w:t>O linfoma tinha voltado.</w:t>
+        <w:t>Logo explicou. "Choro porque sou emotivo." Numa outra publicação, pediu aos fãs. "Para quem me viu chorando, não confunda com tristeza."</w:t>
       </w:r>
     </w:p>
     <w:p>
@@ -279,39 +375,7 @@
         <w:rPr>
           <w:color w:val="000000"/>
         </w:rPr>
-        <w:t>Os rins. Guarde isso. Porque, cinco meses depois, eles iam aparecer de novo, na nota mais triste da vida dele.</w:t>
-      </w:r>
-    </w:p>
-    <w:p>
-      <w:r>
-        <w:rPr>
-          <w:color w:val="000000"/>
-        </w:rPr>
-        <w:t>Nove de maio de dois mil e vinte e seis. Um sábado. O Netinho contou aos fãs que o câncer tinha voltado.</w:t>
-      </w:r>
-    </w:p>
-    <w:p>
-      <w:r>
-        <w:rPr>
-          <w:color w:val="000000"/>
-        </w:rPr>
-        <w:t>Dois dias depois, ele gravou um vídeo no hospital. E, dessa vez, não conseguiu segurar. Chorou na frente da câmera.</w:t>
-      </w:r>
-    </w:p>
-    <w:p>
-      <w:r>
-        <w:rPr>
-          <w:color w:val="000000"/>
-        </w:rPr>
-        <w:t>Mas logo explicou. "Choro porque sou emotivo." E pediu aos fãs, numa outra publicação. "Para quem me viu chorando, não confunda com tristeza."</w:t>
-      </w:r>
-    </w:p>
-    <w:p>
-      <w:r>
-        <w:rPr>
-          <w:color w:val="000000"/>
-        </w:rPr>
-        <w:t>E, mais uma vez, ele tranquilizou todo mundo. "Amanhã vou fazer biópsia de medula e vai dar tudo certo de novo."</w:t>
+        <w:t>Mais uma vez, tranquilizou todo mundo. "Amanhã vou fazer biópsia de medula e vai dar tudo certo de novo."</w:t>
       </w:r>
     </w:p>
     <w:p>
@@ -325,7 +389,7 @@
     <w:p>
       <w:r>
         <w:rPr>
-          <w:color w:val="000000"/>
+          <w:color w:val="C00000"/>
         </w:rPr>
         <w:t>Repara como, em onze anos, a frase quase não mudou. Está tudo certo, em dois mil e quinze. Está tudo certo, em dois mil e vinte e cinco. Vai dar tudo certo de novo, em dois mil e vinte e seis.</w:t>
       </w:r>
@@ -335,7 +399,7 @@
         <w:rPr>
           <w:color w:val="000000"/>
         </w:rPr>
-        <w:t>O novo linfoma tinha características diferentes do primeiro. Os médicos encontraram um novo alvo no tumor, e o tratamento seria outro. E o Netinho contou aos fãs um detalhe que assusta qualquer pessoa. "Esse linfoma é muito raro e só acontece em zero vírgula um a cada cem mil pessoas. Imagine!"</w:t>
+        <w:t>Ele confiava na médica que coordenava o tratamento, Maria da Glória Bomfim Arruda. "Doutora Gloria é uma das melhores oncologistas do mundo."</w:t>
       </w:r>
     </w:p>
     <w:p>
@@ -343,231 +407,7 @@
         <w:rPr>
           <w:color w:val="000000"/>
         </w:rPr>
-        <w:t>Imagine.</w:t>
-      </w:r>
-    </w:p>
-    <w:p>
-      <w:r>
-        <w:rPr>
-          <w:color w:val="000000"/>
-        </w:rPr>
-        <w:t>Poucos dias depois, ele recebeu alta e foi para casa. E, no mesmo dia em que contava que estava liberado, falou de um sonho.</w:t>
-      </w:r>
-    </w:p>
-    <w:p>
-      <w:r>
-        <w:rPr>
-          <w:color w:val="000000"/>
-        </w:rPr>
-        <w:t>Um show novo. Com tecnologia que ele nunca tinha usado na carreira. Um show com o nome do ano em que ele nasceu.</w:t>
-      </w:r>
-    </w:p>
-    <w:p>
-      <w:r>
-        <w:rPr>
-          <w:color w:val="000000"/>
-        </w:rPr>
-        <w:t>Mil novecentos e sessenta e seis.</w:t>
-      </w:r>
-    </w:p>
-    <w:p>
-      <w:r>
-        <w:rPr>
-          <w:color w:val="000000"/>
-        </w:rPr>
-        <w:t>Lembra que, lá no começo, eu pedi para você guardar esse ano? É aqui que ele vira o nome de um sonho.</w:t>
-      </w:r>
-    </w:p>
-    <w:p>
-      <w:r>
-        <w:rPr>
-          <w:color w:val="000000"/>
-        </w:rPr>
-        <w:t>"Vou terminar de escrever meu novo show, e digo a vocês, será o show mais lindo que eu já fiz até hoje."</w:t>
-      </w:r>
-    </w:p>
-    <w:p>
-      <w:r>
-        <w:rPr>
-          <w:color w:val="000000"/>
-        </w:rPr>
-        <w:t>O show mais lindo que ele já tinha feito. Escrito por um homem que estava começando, pela segunda vez, um tratamento contra o câncer.</w:t>
-      </w:r>
-    </w:p>
-    <w:p>
-      <w:r>
-        <w:rPr>
-          <w:color w:val="000000"/>
-        </w:rPr>
-        <w:t>Doze de julho de dois mil e vinte e seis. Um domingo. O dia em que o Netinho fez sessenta anos.</w:t>
-      </w:r>
-    </w:p>
-    <w:p>
-      <w:r>
-        <w:rPr>
-          <w:color w:val="000000"/>
-        </w:rPr>
-        <w:t>Ele publicou uma mensagem para os fãs. E essa mensagem, hoje, é impossível de ler sem um nó na garganta.</w:t>
-      </w:r>
-    </w:p>
-    <w:p>
-      <w:r>
-        <w:rPr>
-          <w:color w:val="000000"/>
-        </w:rPr>
-        <w:t>"Hoje é o meu aniversário. Completo sessenta anos de vida muito, muito feliz."</w:t>
-      </w:r>
-    </w:p>
-    <w:p>
-      <w:r>
-        <w:rPr>
-          <w:color w:val="000000"/>
-        </w:rPr>
-        <w:t>"Nesse exato momento enfrento uma guerra contra um forte inimigo."</w:t>
-      </w:r>
-    </w:p>
-    <w:p>
-      <w:r>
-        <w:rPr>
-          <w:color w:val="000000"/>
-        </w:rPr>
-        <w:t>"Acabada essa luta insana, produzirei meu novo show, nome provisório mil novecentos e sessenta e seis, da maneira que eu puder."</w:t>
-      </w:r>
-    </w:p>
-    <w:p>
-      <w:r>
-        <w:rPr>
-          <w:color w:val="000000"/>
-        </w:rPr>
-        <w:t>E terminou assim. Ele disse que ia para a estrada "cumprir a minha sina de emocionar e alegrar as pessoas." E escreveu a última frase. "Eu fui feito para isso."</w:t>
-      </w:r>
-    </w:p>
-    <w:p>
-      <w:r>
-        <w:rPr>
-          <w:color w:val="000000"/>
-        </w:rPr>
-        <w:t>Eu fui feito para isso.</w:t>
-      </w:r>
-    </w:p>
-    <w:p>
-      <w:r>
-        <w:rPr>
-          <w:color w:val="000000"/>
-        </w:rPr>
-        <w:t>Sessenta anos depois de nascer no Recôncavo Baiano, o menino de Santo Antônio de Jesus ainda só pensava numa coisa. Voltar para o palco.</w:t>
-      </w:r>
-    </w:p>
-    <w:p>
-      <w:r>
-        <w:rPr>
-          <w:color w:val="000000"/>
-        </w:rPr>
-        <w:t>E agora chegou a hora de mostrar aquela publicação que eu prometi lá no começo.</w:t>
-      </w:r>
-    </w:p>
-    <w:p>
-      <w:r>
-        <w:rPr>
-          <w:color w:val="000000"/>
-        </w:rPr>
-        <w:t>Trinta e um de julho de dois mil e vinte e seis. Uma sexta-feira. O Netinho fez a oitava sessão de quimioterapia.</w:t>
-      </w:r>
-    </w:p>
-    <w:p>
-      <w:r>
-        <w:rPr>
-          <w:color w:val="000000"/>
-        </w:rPr>
-        <w:t>Na terça-feira seguinte, quatro de agosto, depois do banho, ele percebeu que tinha esquecido a toalha. Foi buscar. E caiu no mármore molhado do banheiro.</w:t>
-      </w:r>
-    </w:p>
-    <w:p>
-      <w:r>
-        <w:rPr>
-          <w:color w:val="000000"/>
-        </w:rPr>
-        <w:t>Um homem de sessenta anos, no meio de um tratamento de câncer, que carregava desde dois mil e treze sequelas no equilíbrio. Caído no chão do banheiro.</w:t>
-      </w:r>
-    </w:p>
-    <w:p>
-      <w:r>
-        <w:rPr>
-          <w:color w:val="000000"/>
-        </w:rPr>
-        <w:t>No dia seguinte, ele contou tudo aos fãs. E foi assim que ele escreveu.</w:t>
-      </w:r>
-    </w:p>
-    <w:p>
-      <w:r>
-        <w:rPr>
-          <w:color w:val="000000"/>
-        </w:rPr>
-        <w:t>"Boa noite! Isso é hora, Sr. Netinho? Esquecer de pegar a toalha pro banho? Era só o que faltava…"</w:t>
-      </w:r>
-    </w:p>
-    <w:p>
-      <w:r>
-        <w:rPr>
-          <w:color w:val="000000"/>
-        </w:rPr>
-        <w:t>E, logo depois, o boletim do tratamento. "Fiz a oitava sessão de quimio, faltam apenas oito. Zero efeitos colaterais." E, sobre a queda, duas palavras. "Tudo certo."</w:t>
-      </w:r>
-    </w:p>
-    <w:p>
-      <w:r>
-        <w:rPr>
-          <w:color w:val="000000"/>
-        </w:rPr>
-        <w:t>Tudo certo.</w:t>
-      </w:r>
-    </w:p>
-    <w:p>
-      <w:r>
-        <w:rPr>
-          <w:color w:val="000000"/>
-        </w:rPr>
-        <w:t>Ele fez piada com a própria queda. Como se, para o Netinho, o fã nunca pudesse sair triste.</w:t>
-      </w:r>
-    </w:p>
-    <w:p>
-      <w:r>
-        <w:rPr>
-          <w:color w:val="000000"/>
-        </w:rPr>
-        <w:t>Treze de agosto. Uma quinta-feira. Uma nova atualização. "Na sexta passada aconteceu a nona sessão de quimio. Sem efeitos colaterais. Agora só de quinze em quinze dias."</w:t>
-      </w:r>
-    </w:p>
-    <w:p>
-      <w:r>
-        <w:rPr>
-          <w:color w:val="000000"/>
-        </w:rPr>
-        <w:t>E, no fim da mensagem, aquela frase que eu pedi para você guardar. Ela voltou, quase igual.</w:t>
-      </w:r>
-    </w:p>
-    <w:p>
-      <w:r>
-        <w:rPr>
-          <w:color w:val="000000"/>
-        </w:rPr>
-        <w:t>"Acabadas as dezesseis sessões, virá o transplante de medula autólogo, de mim pra mim mesmo."</w:t>
-      </w:r>
-    </w:p>
-    <w:p>
-      <w:r>
-        <w:rPr>
-          <w:color w:val="000000"/>
-        </w:rPr>
-        <w:t>De mim pra mim mesmo. A mesma ideia de um ano e quatro meses antes. Só que, dessa vez, o transplante não era mais uma possibilidade evitada. Era o próximo passo.</w:t>
-      </w:r>
-    </w:p>
-    <w:p>
-      <w:r>
-        <w:rPr>
-          <w:color w:val="000000"/>
-        </w:rPr>
-        <w:t>Faltavam sete sessões. Depois, o transplante. Depois, o show mil novecentos e sessenta e seis. O plano estava todo escrito.</w:t>
+        <w:t>O novo linfoma tinha características diferentes do primeiro. Os médicos encontraram um novo alvo no tumor, e o tratamento seria outro. O Netinho contou aos fãs um detalhe que assusta qualquer pessoa. "Esse linfoma é muito raro e só acontece em zero vírgula um a cada cem mil pessoas. Imagine!"</w:t>
       </w:r>
     </w:p>
     <w:p>
@@ -575,7 +415,7 @@
         <w:rPr>
           <w:color w:val="C00000"/>
         </w:rPr>
-        <w:t>Só que, depois da décima sessão de quimioterapia, alguma coisa mudou. No último dia de setembro, a equipe do Netinho publicou um comunicado. Ele estava internado de novo no Aliança Star. E o homem que mostrava tudo aos fãs, cada sessão, cada quilo, cada queda, tinha tomado uma decisão que ninguém esperava dele.</w:t>
+        <w:t>Zero vírgula um a cada cem mil. Imagina ouvir esse número sobre o seu próprio corpo, um ano depois de comemorar a cura.</w:t>
       </w:r>
     </w:p>
     <w:sectPr>
